--- a/Semester 3/Research Project/Research Paper Draft/Draft - Refined.docx
+++ b/Semester 3/Research Project/Research Paper Draft/Draft - Refined.docx
@@ -131,13 +131,23 @@
         </w:rPr>
         <w:t xml:space="preserve">Ms. </w:t>
       </w:r>
-      <w:r>
-        <w:rPr>
-          <w:rFonts w:ascii="Times New Roman" w:hAnsi="Times New Roman" w:cs="Times New Roman"/>
-          <w:sz w:val="24"/>
-          <w:szCs w:val="24"/>
-        </w:rPr>
-        <w:t xml:space="preserve">Sermarani Saravanan Nadar¹, </w:t>
+      <w:proofErr w:type="spellStart"/>
+      <w:r>
+        <w:rPr>
+          <w:rFonts w:ascii="Times New Roman" w:hAnsi="Times New Roman" w:cs="Times New Roman"/>
+          <w:sz w:val="24"/>
+          <w:szCs w:val="24"/>
+        </w:rPr>
+        <w:t>Sermarani</w:t>
+      </w:r>
+      <w:proofErr w:type="spellEnd"/>
+      <w:r>
+        <w:rPr>
+          <w:rFonts w:ascii="Times New Roman" w:hAnsi="Times New Roman" w:cs="Times New Roman"/>
+          <w:sz w:val="24"/>
+          <w:szCs w:val="24"/>
+        </w:rPr>
+        <w:t xml:space="preserve"> Saravanan Nadar¹, </w:t>
       </w:r>
       <w:r>
         <w:rPr>
@@ -171,7 +181,43 @@
           <w:sz w:val="24"/>
           <w:szCs w:val="24"/>
         </w:rPr>
-        <w:t>¹Department of Bioinformatics, Guru Nanak Khalsa College of Arts, Science &amp; Commerce (Autonomous), Shiromani Gurdwara Parbandhak Committee, Nathalal Parekh Marg, Matunga East, Mumbai, Maharashtra 400019, India</w:t>
+        <w:t xml:space="preserve">¹Department of Bioinformatics, Guru Nanak Khalsa College of Arts, Science &amp; Commerce (Autonomous), Shiromani Gurdwara </w:t>
+      </w:r>
+      <w:proofErr w:type="spellStart"/>
+      <w:r>
+        <w:rPr>
+          <w:rFonts w:ascii="Times New Roman" w:hAnsi="Times New Roman" w:cs="Times New Roman"/>
+          <w:sz w:val="24"/>
+          <w:szCs w:val="24"/>
+        </w:rPr>
+        <w:t>Parbandhak</w:t>
+      </w:r>
+      <w:proofErr w:type="spellEnd"/>
+      <w:r>
+        <w:rPr>
+          <w:rFonts w:ascii="Times New Roman" w:hAnsi="Times New Roman" w:cs="Times New Roman"/>
+          <w:sz w:val="24"/>
+          <w:szCs w:val="24"/>
+        </w:rPr>
+        <w:t xml:space="preserve"> Committee, </w:t>
+      </w:r>
+      <w:proofErr w:type="spellStart"/>
+      <w:r>
+        <w:rPr>
+          <w:rFonts w:ascii="Times New Roman" w:hAnsi="Times New Roman" w:cs="Times New Roman"/>
+          <w:sz w:val="24"/>
+          <w:szCs w:val="24"/>
+        </w:rPr>
+        <w:t>Nathalal</w:t>
+      </w:r>
+      <w:proofErr w:type="spellEnd"/>
+      <w:r>
+        <w:rPr>
+          <w:rFonts w:ascii="Times New Roman" w:hAnsi="Times New Roman" w:cs="Times New Roman"/>
+          <w:sz w:val="24"/>
+          <w:szCs w:val="24"/>
+        </w:rPr>
+        <w:t xml:space="preserve"> Parekh Marg, Matunga East, Mumbai, Maharashtra 400019, India</w:t>
       </w:r>
     </w:p>
     <w:p>
@@ -263,7 +309,25 @@
           <w:sz w:val="24"/>
           <w:szCs w:val="24"/>
         </w:rPr>
-        <w:t>Shiromani Gurdwara Parbandhak Committee</w:t>
+        <w:t xml:space="preserve">Shiromani Gurdwara </w:t>
+      </w:r>
+      <w:proofErr w:type="spellStart"/>
+      <w:r>
+        <w:rPr>
+          <w:rFonts w:ascii="Times New Roman" w:hAnsi="Times New Roman" w:cs="Times New Roman"/>
+          <w:sz w:val="24"/>
+          <w:szCs w:val="24"/>
+        </w:rPr>
+        <w:t>Parbandhak</w:t>
+      </w:r>
+      <w:proofErr w:type="spellEnd"/>
+      <w:r>
+        <w:rPr>
+          <w:rFonts w:ascii="Times New Roman" w:hAnsi="Times New Roman" w:cs="Times New Roman"/>
+          <w:sz w:val="24"/>
+          <w:szCs w:val="24"/>
+        </w:rPr>
+        <w:t xml:space="preserve"> Committee</w:t>
       </w:r>
     </w:p>
     <w:p>
@@ -293,13 +357,23 @@
           <w:szCs w:val="24"/>
         </w:rPr>
       </w:pPr>
-      <w:r>
-        <w:rPr>
-          <w:rFonts w:ascii="Times New Roman" w:hAnsi="Times New Roman" w:cs="Times New Roman"/>
-          <w:sz w:val="24"/>
-          <w:szCs w:val="24"/>
-        </w:rPr>
-        <w:t>Nathalal Parekh Marg, Matunga East, Mumbai, Maharashtra 400019, India</w:t>
+      <w:proofErr w:type="spellStart"/>
+      <w:r>
+        <w:rPr>
+          <w:rFonts w:ascii="Times New Roman" w:hAnsi="Times New Roman" w:cs="Times New Roman"/>
+          <w:sz w:val="24"/>
+          <w:szCs w:val="24"/>
+        </w:rPr>
+        <w:t>Nathalal</w:t>
+      </w:r>
+      <w:proofErr w:type="spellEnd"/>
+      <w:r>
+        <w:rPr>
+          <w:rFonts w:ascii="Times New Roman" w:hAnsi="Times New Roman" w:cs="Times New Roman"/>
+          <w:sz w:val="24"/>
+          <w:szCs w:val="24"/>
+        </w:rPr>
+        <w:t xml:space="preserve"> Parekh Marg, Matunga East, Mumbai, Maharashtra 400019, India</w:t>
       </w:r>
     </w:p>
     <w:p>
@@ -579,7 +653,43 @@
           <w:sz w:val="24"/>
           <w:szCs w:val="24"/>
         </w:rPr>
-        <w:t>The toolkit incorporates various bioinformatics tools such as SRA Toolkit for data retrieval, FastQC and Fastp for quality assessment, and GATK for variant calling. By emphasizing efficiency and accuracy, the toolkit minimizes manual intervention while maximizing throughput. Additionally, it offers the potential to connect to online databases via APIs, providing insights into genetic variants and therapeutic options for future applications.</w:t>
+        <w:t xml:space="preserve">The toolkit incorporates various bioinformatics tools such as SRA Toolkit for data retrieval, </w:t>
+      </w:r>
+      <w:proofErr w:type="spellStart"/>
+      <w:r>
+        <w:rPr>
+          <w:rFonts w:ascii="Times New Roman" w:hAnsi="Times New Roman" w:cs="Times New Roman"/>
+          <w:sz w:val="24"/>
+          <w:szCs w:val="24"/>
+        </w:rPr>
+        <w:t>FastQC</w:t>
+      </w:r>
+      <w:proofErr w:type="spellEnd"/>
+      <w:r>
+        <w:rPr>
+          <w:rFonts w:ascii="Times New Roman" w:hAnsi="Times New Roman" w:cs="Times New Roman"/>
+          <w:sz w:val="24"/>
+          <w:szCs w:val="24"/>
+        </w:rPr>
+        <w:t xml:space="preserve"> and </w:t>
+      </w:r>
+      <w:proofErr w:type="spellStart"/>
+      <w:r>
+        <w:rPr>
+          <w:rFonts w:ascii="Times New Roman" w:hAnsi="Times New Roman" w:cs="Times New Roman"/>
+          <w:sz w:val="24"/>
+          <w:szCs w:val="24"/>
+        </w:rPr>
+        <w:t>Fastp</w:t>
+      </w:r>
+      <w:proofErr w:type="spellEnd"/>
+      <w:r>
+        <w:rPr>
+          <w:rFonts w:ascii="Times New Roman" w:hAnsi="Times New Roman" w:cs="Times New Roman"/>
+          <w:sz w:val="24"/>
+          <w:szCs w:val="24"/>
+        </w:rPr>
+        <w:t xml:space="preserve"> for quality assessment, and GATK for variant calling. By emphasizing efficiency and accuracy, the toolkit minimizes manual intervention while maximizing throughput. Additionally, it offers the potential to connect to online databases via APIs, providing insights into genetic variants and therapeutic options for future applications.</w:t>
       </w:r>
       <w:r>
         <w:rPr>
@@ -720,37 +830,109 @@
           <w:sz w:val="24"/>
           <w:szCs w:val="24"/>
         </w:rPr>
-        <w:t>Precision medicine represents a paradigm shift in modern healthcare by moving beyond the traditional “one-size-fits-all” model and tailoring treatment strategies to the unique genetic, environmental, and lifestyle characteristics of each patient. This individualized approach integrates high-resolution genomic data with clinical, behavioral, and environmental information to enhance disease prevention, early diagnosis, and the development of targeted therapies. For instance, a recent study by Tsimberidou et al. (2015) reported that patients receiving genomics-guided therapies exhibited a significantly improved overall response rate of 27% compared to 5% in those treated with standard therapies. Such statistical improvements underscore the critical impact of precision medicine in improving clinical outcomes, particularly in complex conditions like cancer.</w:t>
-      </w:r>
-    </w:p>
-    <w:p>
-      <w:pPr>
-        <w:spacing w:after="0" w:line="360" w:lineRule="auto"/>
-        <w:jc w:val="both"/>
-        <w:rPr>
-          <w:rFonts w:ascii="Times New Roman" w:hAnsi="Times New Roman" w:cs="Times New Roman"/>
-          <w:sz w:val="24"/>
-          <w:szCs w:val="24"/>
-        </w:rPr>
-      </w:pPr>
-    </w:p>
-    <w:p>
-      <w:pPr>
-        <w:spacing w:after="0" w:line="360" w:lineRule="auto"/>
-        <w:jc w:val="both"/>
-        <w:rPr>
-          <w:rFonts w:ascii="Times New Roman" w:hAnsi="Times New Roman" w:cs="Times New Roman"/>
-          <w:sz w:val="24"/>
-          <w:szCs w:val="24"/>
-        </w:rPr>
-      </w:pPr>
-      <w:r>
-        <w:rPr>
-          <w:rFonts w:ascii="Times New Roman" w:hAnsi="Times New Roman" w:cs="Times New Roman"/>
-          <w:sz w:val="24"/>
-          <w:szCs w:val="24"/>
-        </w:rPr>
-        <w:t>One of the cornerstone components of precision medicine is genetic profiling. Genetic profiling involves the comprehensive analysis of an individual's DNA to identify genetic variants that may influence drug response and disease susceptibility. In oncology, molecular profiling has become essential; research has demonstrated that approximately 30% of tumors harbor actionable mutations, enabling oncologists to prescribe therapies that target these specific alterations (Li &amp; Durbin, 2009). For example, the detection of mutations in oncogenes such as EGFR, BRAF, and KRAS has led to the development of targeted inhibitors that have dramatically improved the survival rates of patients with specific subtypes of lung and colorectal cancers. Additionally, case studies in breast cancer have shown that incorporating genetic profiling into treatment decision-making not only optimizes therapeutic efficacy but also reduces the incidence of adverse reactions by avoiding ineffective treatments.</w:t>
+        <w:t xml:space="preserve">Precision medicine represents a paradigm shift in modern healthcare by moving beyond the traditional “one-size-fits-all” model and tailoring treatment strategies to the unique genetic, environmental, and lifestyle characteristics of each patient. This individualized approach integrates high-resolution genomic data with clinical, </w:t>
+      </w:r>
+      <w:proofErr w:type="spellStart"/>
+      <w:r>
+        <w:rPr>
+          <w:rFonts w:ascii="Times New Roman" w:hAnsi="Times New Roman" w:cs="Times New Roman"/>
+          <w:sz w:val="24"/>
+          <w:szCs w:val="24"/>
+        </w:rPr>
+        <w:t>behavioral</w:t>
+      </w:r>
+      <w:proofErr w:type="spellEnd"/>
+      <w:r>
+        <w:rPr>
+          <w:rFonts w:ascii="Times New Roman" w:hAnsi="Times New Roman" w:cs="Times New Roman"/>
+          <w:sz w:val="24"/>
+          <w:szCs w:val="24"/>
+        </w:rPr>
+        <w:t xml:space="preserve">, and environmental information to enhance disease prevention, early diagnosis, and the development of targeted therapies. For instance, a recent study by </w:t>
+      </w:r>
+      <w:proofErr w:type="spellStart"/>
+      <w:r>
+        <w:rPr>
+          <w:rFonts w:ascii="Times New Roman" w:hAnsi="Times New Roman" w:cs="Times New Roman"/>
+          <w:sz w:val="24"/>
+          <w:szCs w:val="24"/>
+        </w:rPr>
+        <w:t>Tsimberidou</w:t>
+      </w:r>
+      <w:proofErr w:type="spellEnd"/>
+      <w:r>
+        <w:rPr>
+          <w:rFonts w:ascii="Times New Roman" w:hAnsi="Times New Roman" w:cs="Times New Roman"/>
+          <w:sz w:val="24"/>
+          <w:szCs w:val="24"/>
+        </w:rPr>
+        <w:t xml:space="preserve"> et al. (2015) reported that patients receiving genomics-guided therapies exhibited a significantly improved overall response rate of 27% compared to 5% in those treated with standard therapies. Such statistical improvements underscore the critical impact of precision medicine in improving clinical outcomes, particularly in complex conditions like cancer.</w:t>
+      </w:r>
+    </w:p>
+    <w:p>
+      <w:pPr>
+        <w:spacing w:after="0" w:line="360" w:lineRule="auto"/>
+        <w:jc w:val="both"/>
+        <w:rPr>
+          <w:rFonts w:ascii="Times New Roman" w:hAnsi="Times New Roman" w:cs="Times New Roman"/>
+          <w:sz w:val="24"/>
+          <w:szCs w:val="24"/>
+        </w:rPr>
+      </w:pPr>
+    </w:p>
+    <w:p>
+      <w:pPr>
+        <w:spacing w:after="0" w:line="360" w:lineRule="auto"/>
+        <w:jc w:val="both"/>
+        <w:rPr>
+          <w:rFonts w:ascii="Times New Roman" w:hAnsi="Times New Roman" w:cs="Times New Roman"/>
+          <w:sz w:val="24"/>
+          <w:szCs w:val="24"/>
+        </w:rPr>
+      </w:pPr>
+      <w:r>
+        <w:rPr>
+          <w:rFonts w:ascii="Times New Roman" w:hAnsi="Times New Roman" w:cs="Times New Roman"/>
+          <w:sz w:val="24"/>
+          <w:szCs w:val="24"/>
+        </w:rPr>
+        <w:t xml:space="preserve">One of the cornerstone components of precision medicine is genetic profiling. Genetic profiling involves the comprehensive analysis of an individual's DNA to identify genetic variants that may influence drug response and disease susceptibility. In oncology, molecular profiling has become essential; research has demonstrated that approximately 30% of </w:t>
+      </w:r>
+      <w:proofErr w:type="spellStart"/>
+      <w:r>
+        <w:rPr>
+          <w:rFonts w:ascii="Times New Roman" w:hAnsi="Times New Roman" w:cs="Times New Roman"/>
+          <w:sz w:val="24"/>
+          <w:szCs w:val="24"/>
+        </w:rPr>
+        <w:t>tumors</w:t>
+      </w:r>
+      <w:proofErr w:type="spellEnd"/>
+      <w:r>
+        <w:rPr>
+          <w:rFonts w:ascii="Times New Roman" w:hAnsi="Times New Roman" w:cs="Times New Roman"/>
+          <w:sz w:val="24"/>
+          <w:szCs w:val="24"/>
+        </w:rPr>
+        <w:t xml:space="preserve"> </w:t>
+      </w:r>
+      <w:proofErr w:type="spellStart"/>
+      <w:r>
+        <w:rPr>
+          <w:rFonts w:ascii="Times New Roman" w:hAnsi="Times New Roman" w:cs="Times New Roman"/>
+          <w:sz w:val="24"/>
+          <w:szCs w:val="24"/>
+        </w:rPr>
+        <w:t>harbor</w:t>
+      </w:r>
+      <w:proofErr w:type="spellEnd"/>
+      <w:r>
+        <w:rPr>
+          <w:rFonts w:ascii="Times New Roman" w:hAnsi="Times New Roman" w:cs="Times New Roman"/>
+          <w:sz w:val="24"/>
+          <w:szCs w:val="24"/>
+        </w:rPr>
+        <w:t xml:space="preserve"> actionable mutations, enabling oncologists to prescribe therapies that target these specific alterations (Li &amp; Durbin, 2009). For example, the detection of mutations in oncogenes such as EGFR, BRAF, and KRAS has led to the development of targeted inhibitors that have dramatically improved the survival rates of patients with specific subtypes of lung and colorectal cancers. Additionally, case studies in breast cancer have shown that incorporating genetic profiling into treatment decision-making not only optimizes therapeutic efficacy but also reduces the incidence of adverse reactions by avoiding ineffective treatments.</w:t>
       </w:r>
     </w:p>
     <w:p>
@@ -849,37 +1031,91 @@
           <w:sz w:val="24"/>
           <w:szCs w:val="24"/>
         </w:rPr>
-        <w:t>The importance of NGS workflows extends beyond mere data acquisition; they enhance efficiency, cost-effectiveness, and data management. Modern NGS workflows incorporate automated processing pipelines that minimize manual intervention and reduce turnaround times. For example, a study published in Bioinformatics highlighted that automated quality control and preprocessing steps using tools such as FastQC and fastp can reduce the overall analysis time by nearly 40% compared to manual methods (Andrews, 2010; Chen et al., 2018). Furthermore, the ability to customize these workflows—choosing between whole-genome, targeted, or RNA sequencing—ensures that NGS technologies can be adapted to a wide range of research and clinical applications.</w:t>
-      </w:r>
-    </w:p>
-    <w:p>
-      <w:pPr>
-        <w:spacing w:after="0" w:line="360" w:lineRule="auto"/>
-        <w:jc w:val="both"/>
-        <w:rPr>
-          <w:rFonts w:ascii="Times New Roman" w:hAnsi="Times New Roman" w:cs="Times New Roman"/>
-          <w:sz w:val="24"/>
-          <w:szCs w:val="24"/>
-        </w:rPr>
-      </w:pPr>
-    </w:p>
-    <w:p>
-      <w:pPr>
-        <w:spacing w:after="0" w:line="360" w:lineRule="auto"/>
-        <w:jc w:val="both"/>
-        <w:rPr>
-          <w:rFonts w:ascii="Times New Roman" w:hAnsi="Times New Roman" w:cs="Times New Roman"/>
-          <w:sz w:val="24"/>
-          <w:szCs w:val="24"/>
-        </w:rPr>
-      </w:pPr>
-      <w:r>
-        <w:rPr>
-          <w:rFonts w:ascii="Times New Roman" w:hAnsi="Times New Roman" w:cs="Times New Roman"/>
-          <w:sz w:val="24"/>
-          <w:szCs w:val="24"/>
-        </w:rPr>
-        <w:t>In the realm of oncology, NGS has shown remarkable promise by enabling the identification of “actionable mutations” that directly inform treatment decisions. Initiatives like the Genomics Evidence Neoplasia Information Exchange (GENIE) have provided evidence that up to 30% of cancers harbor mutations amenable to targeted therapies. For instance, patients with non-small cell lung cancer (NSCLC) who are treated with tyrosine kinase inhibitors based on NGS findings have demonstrated significant improvements in progression-free survival, with reported median survival increases from 49 to 86 days in several clinical trials (McKenna et al., 2010). These outcomes not only validate the clinical utility of NGS but also emphasize its role in advancing personalized treatment regimens.</w:t>
+        <w:t xml:space="preserve">The importance of NGS workflows extends beyond mere data acquisition; they enhance efficiency, cost-effectiveness, and data management. Modern NGS workflows incorporate automated processing pipelines that minimize manual intervention and reduce turnaround times. For example, a study published in Bioinformatics highlighted that automated quality control and preprocessing steps using tools such as </w:t>
+      </w:r>
+      <w:proofErr w:type="spellStart"/>
+      <w:r>
+        <w:rPr>
+          <w:rFonts w:ascii="Times New Roman" w:hAnsi="Times New Roman" w:cs="Times New Roman"/>
+          <w:sz w:val="24"/>
+          <w:szCs w:val="24"/>
+        </w:rPr>
+        <w:t>FastQC</w:t>
+      </w:r>
+      <w:proofErr w:type="spellEnd"/>
+      <w:r>
+        <w:rPr>
+          <w:rFonts w:ascii="Times New Roman" w:hAnsi="Times New Roman" w:cs="Times New Roman"/>
+          <w:sz w:val="24"/>
+          <w:szCs w:val="24"/>
+        </w:rPr>
+        <w:t xml:space="preserve"> and </w:t>
+      </w:r>
+      <w:proofErr w:type="spellStart"/>
+      <w:r>
+        <w:rPr>
+          <w:rFonts w:ascii="Times New Roman" w:hAnsi="Times New Roman" w:cs="Times New Roman"/>
+          <w:sz w:val="24"/>
+          <w:szCs w:val="24"/>
+        </w:rPr>
+        <w:t>fastp</w:t>
+      </w:r>
+      <w:proofErr w:type="spellEnd"/>
+      <w:r>
+        <w:rPr>
+          <w:rFonts w:ascii="Times New Roman" w:hAnsi="Times New Roman" w:cs="Times New Roman"/>
+          <w:sz w:val="24"/>
+          <w:szCs w:val="24"/>
+        </w:rPr>
+        <w:t xml:space="preserve"> can reduce the overall analysis time by nearly 40% compared to manual methods (Andrews, 2010; Chen et al., 2018). Furthermore, the ability to customize these workflows—choosing between whole-genome, targeted, or RNA sequencing—ensures that NGS technologies can be adapted to a wide range of research and clinical applications.</w:t>
+      </w:r>
+    </w:p>
+    <w:p>
+      <w:pPr>
+        <w:spacing w:after="0" w:line="360" w:lineRule="auto"/>
+        <w:jc w:val="both"/>
+        <w:rPr>
+          <w:rFonts w:ascii="Times New Roman" w:hAnsi="Times New Roman" w:cs="Times New Roman"/>
+          <w:sz w:val="24"/>
+          <w:szCs w:val="24"/>
+        </w:rPr>
+      </w:pPr>
+    </w:p>
+    <w:p>
+      <w:pPr>
+        <w:spacing w:after="0" w:line="360" w:lineRule="auto"/>
+        <w:jc w:val="both"/>
+        <w:rPr>
+          <w:rFonts w:ascii="Times New Roman" w:hAnsi="Times New Roman" w:cs="Times New Roman"/>
+          <w:sz w:val="24"/>
+          <w:szCs w:val="24"/>
+        </w:rPr>
+      </w:pPr>
+      <w:r>
+        <w:rPr>
+          <w:rFonts w:ascii="Times New Roman" w:hAnsi="Times New Roman" w:cs="Times New Roman"/>
+          <w:sz w:val="24"/>
+          <w:szCs w:val="24"/>
+        </w:rPr>
+        <w:t xml:space="preserve">In the realm of oncology, NGS has shown remarkable promise by enabling the identification of “actionable mutations” that directly inform treatment decisions. Initiatives like the Genomics Evidence Neoplasia Information Exchange (GENIE) have provided evidence that up to 30% of cancers </w:t>
+      </w:r>
+      <w:proofErr w:type="spellStart"/>
+      <w:r>
+        <w:rPr>
+          <w:rFonts w:ascii="Times New Roman" w:hAnsi="Times New Roman" w:cs="Times New Roman"/>
+          <w:sz w:val="24"/>
+          <w:szCs w:val="24"/>
+        </w:rPr>
+        <w:t>harbor</w:t>
+      </w:r>
+      <w:proofErr w:type="spellEnd"/>
+      <w:r>
+        <w:rPr>
+          <w:rFonts w:ascii="Times New Roman" w:hAnsi="Times New Roman" w:cs="Times New Roman"/>
+          <w:sz w:val="24"/>
+          <w:szCs w:val="24"/>
+        </w:rPr>
+        <w:t xml:space="preserve"> mutations amenable to targeted therapies. For instance, patients with non-small cell lung cancer (NSCLC) who are treated with tyrosine kinase inhibitors based on NGS findings have demonstrated significant improvements in progression-free survival, with reported median survival increases from 49 to 86 days in several clinical trials (McKenna et al., 2010). These outcomes not only validate the clinical utility of NGS but also emphasize its role in advancing personalized treatment regimens.</w:t>
       </w:r>
     </w:p>
     <w:p>
@@ -939,7 +1175,25 @@
           <w:sz w:val="24"/>
           <w:szCs w:val="24"/>
         </w:rPr>
-        <w:t xml:space="preserve">GUIs enhance not only user experience but also data management. The ability to visualize large genomic datasets in an organized manner enables researchers to identify patterns, track sample metadata, and verify analytical outputs more efficiently. In high-throughput environments, such improvements in data visualization and management are critical for ensuring that analytical processes remain robust and reproducible. For example, a recent case study involving a multi-center cancer genomics project demonstrated that the </w:t>
+        <w:t>GUIs enhance not only user experience but also data management. The ability to visualize large genomic datasets in an organized manner enables researchers to identify patterns, track sample metadata, and verify analytical outputs more efficiently. In high-throughput environments, such improvements in data visualization and management are critical for ensuring that analytical processes remain robust and reproducible. For example, a recent case study involving a multi-</w:t>
+      </w:r>
+      <w:proofErr w:type="spellStart"/>
+      <w:r>
+        <w:rPr>
+          <w:rFonts w:ascii="Times New Roman" w:hAnsi="Times New Roman" w:cs="Times New Roman"/>
+          <w:sz w:val="24"/>
+          <w:szCs w:val="24"/>
+        </w:rPr>
+        <w:t>center</w:t>
+      </w:r>
+      <w:proofErr w:type="spellEnd"/>
+      <w:r>
+        <w:rPr>
+          <w:rFonts w:ascii="Times New Roman" w:hAnsi="Times New Roman" w:cs="Times New Roman"/>
+          <w:sz w:val="24"/>
+          <w:szCs w:val="24"/>
+        </w:rPr>
+        <w:t xml:space="preserve"> cancer genomics project demonstrated that the </w:t>
       </w:r>
       <w:r>
         <w:rPr>
@@ -948,7 +1202,25 @@
           <w:szCs w:val="24"/>
         </w:rPr>
         <w:lastRenderedPageBreak/>
-        <w:t>integration of a GUI-based platform reduced errors in data interpretation and accelerated decision-making processes in tumor boards by 30% (Andrews, 2010).</w:t>
+        <w:t xml:space="preserve">integration of a GUI-based platform reduced errors in data interpretation and accelerated decision-making processes in </w:t>
+      </w:r>
+      <w:proofErr w:type="spellStart"/>
+      <w:r>
+        <w:rPr>
+          <w:rFonts w:ascii="Times New Roman" w:hAnsi="Times New Roman" w:cs="Times New Roman"/>
+          <w:sz w:val="24"/>
+          <w:szCs w:val="24"/>
+        </w:rPr>
+        <w:t>tumor</w:t>
+      </w:r>
+      <w:proofErr w:type="spellEnd"/>
+      <w:r>
+        <w:rPr>
+          <w:rFonts w:ascii="Times New Roman" w:hAnsi="Times New Roman" w:cs="Times New Roman"/>
+          <w:sz w:val="24"/>
+          <w:szCs w:val="24"/>
+        </w:rPr>
+        <w:t xml:space="preserve"> boards by 30% (Andrews, 2010).</w:t>
       </w:r>
     </w:p>
     <w:p>
@@ -1327,7 +1599,25 @@
                 <w:szCs w:val="24"/>
               </w:rPr>
               <w:br/>
-              <w:t>- Download Methods: Prefetch, Fasterq-dump, and real-time streaming.</w:t>
+              <w:t xml:space="preserve">- Download Methods: Prefetch, </w:t>
+            </w:r>
+            <w:proofErr w:type="spellStart"/>
+            <w:r>
+              <w:rPr>
+                <w:rFonts w:ascii="Times New Roman" w:hAnsi="Times New Roman" w:cs="Times New Roman"/>
+                <w:sz w:val="24"/>
+                <w:szCs w:val="24"/>
+              </w:rPr>
+              <w:t>Fasterq</w:t>
+            </w:r>
+            <w:proofErr w:type="spellEnd"/>
+            <w:r>
+              <w:rPr>
+                <w:rFonts w:ascii="Times New Roman" w:hAnsi="Times New Roman" w:cs="Times New Roman"/>
+                <w:sz w:val="24"/>
+                <w:szCs w:val="24"/>
+              </w:rPr>
+              <w:t>-dump, and real-time streaming.</w:t>
             </w:r>
             <w:r>
               <w:rPr>
@@ -1336,7 +1626,25 @@
                 <w:szCs w:val="24"/>
               </w:rPr>
               <w:br/>
-              <w:t>- Accession ID-Based Retrieval: Enables retrieval based on Run ID, Study ID, or BioProject.</w:t>
+              <w:t xml:space="preserve">- Accession ID-Based Retrieval: Enables retrieval based on Run ID, Study ID, or </w:t>
+            </w:r>
+            <w:proofErr w:type="spellStart"/>
+            <w:r>
+              <w:rPr>
+                <w:rFonts w:ascii="Times New Roman" w:hAnsi="Times New Roman" w:cs="Times New Roman"/>
+                <w:sz w:val="24"/>
+                <w:szCs w:val="24"/>
+              </w:rPr>
+              <w:t>BioProject</w:t>
+            </w:r>
+            <w:proofErr w:type="spellEnd"/>
+            <w:r>
+              <w:rPr>
+                <w:rFonts w:ascii="Times New Roman" w:hAnsi="Times New Roman" w:cs="Times New Roman"/>
+                <w:sz w:val="24"/>
+                <w:szCs w:val="24"/>
+              </w:rPr>
+              <w:t>.</w:t>
             </w:r>
           </w:p>
         </w:tc>
@@ -1419,6 +1727,7 @@
                 <w:szCs w:val="24"/>
               </w:rPr>
             </w:pPr>
+            <w:proofErr w:type="spellStart"/>
             <w:r>
               <w:rPr>
                 <w:rFonts w:ascii="Times New Roman" w:hAnsi="Times New Roman" w:cs="Times New Roman"/>
@@ -1427,6 +1736,7 @@
               </w:rPr>
               <w:t>FastQC</w:t>
             </w:r>
+            <w:proofErr w:type="spellEnd"/>
           </w:p>
         </w:tc>
         <w:tc>
@@ -1697,6 +2007,7 @@
                 <w:szCs w:val="24"/>
               </w:rPr>
             </w:pPr>
+            <w:proofErr w:type="spellStart"/>
             <w:r>
               <w:rPr>
                 <w:rFonts w:ascii="Times New Roman" w:hAnsi="Times New Roman" w:cs="Times New Roman"/>
@@ -1705,6 +2016,7 @@
               </w:rPr>
               <w:t>Fastp</w:t>
             </w:r>
+            <w:proofErr w:type="spellEnd"/>
           </w:p>
         </w:tc>
         <w:tc>
@@ -2122,6 +2434,7 @@
                 <w:szCs w:val="24"/>
               </w:rPr>
             </w:pPr>
+            <w:proofErr w:type="spellStart"/>
             <w:r>
               <w:rPr>
                 <w:rFonts w:ascii="Times New Roman" w:hAnsi="Times New Roman" w:cs="Times New Roman"/>
@@ -2130,6 +2443,7 @@
               </w:rPr>
               <w:t>SAMtools</w:t>
             </w:r>
+            <w:proofErr w:type="spellEnd"/>
           </w:p>
         </w:tc>
         <w:tc>
@@ -2532,7 +2846,25 @@
                 <w:szCs w:val="24"/>
               </w:rPr>
               <w:br/>
-              <w:t>- Supports population genomics and evolutionary studies by analyzing genetic diversity.</w:t>
+              <w:t xml:space="preserve">- Supports population genomics and evolutionary studies by </w:t>
+            </w:r>
+            <w:proofErr w:type="spellStart"/>
+            <w:r>
+              <w:rPr>
+                <w:rFonts w:ascii="Times New Roman" w:hAnsi="Times New Roman" w:cs="Times New Roman"/>
+                <w:sz w:val="24"/>
+                <w:szCs w:val="24"/>
+              </w:rPr>
+              <w:t>analyzing</w:t>
+            </w:r>
+            <w:proofErr w:type="spellEnd"/>
+            <w:r>
+              <w:rPr>
+                <w:rFonts w:ascii="Times New Roman" w:hAnsi="Times New Roman" w:cs="Times New Roman"/>
+                <w:sz w:val="24"/>
+                <w:szCs w:val="24"/>
+              </w:rPr>
+              <w:t xml:space="preserve"> genetic diversity.</w:t>
             </w:r>
           </w:p>
           <w:p>
@@ -2801,7 +3133,25 @@
           <w:sz w:val="24"/>
           <w:szCs w:val="24"/>
         </w:rPr>
-        <w:t>Precision Medicine Integration: Analyzing how current workflows support personalized treatment strategies and identifying areas requiring enhancement.</w:t>
+        <w:t xml:space="preserve">Precision Medicine Integration: </w:t>
+      </w:r>
+      <w:proofErr w:type="spellStart"/>
+      <w:r>
+        <w:rPr>
+          <w:rFonts w:ascii="Times New Roman" w:hAnsi="Times New Roman" w:cs="Times New Roman"/>
+          <w:sz w:val="24"/>
+          <w:szCs w:val="24"/>
+        </w:rPr>
+        <w:t>Analyzing</w:t>
+      </w:r>
+      <w:proofErr w:type="spellEnd"/>
+      <w:r>
+        <w:rPr>
+          <w:rFonts w:ascii="Times New Roman" w:hAnsi="Times New Roman" w:cs="Times New Roman"/>
+          <w:sz w:val="24"/>
+          <w:szCs w:val="24"/>
+        </w:rPr>
+        <w:t xml:space="preserve"> how current workflows support personalized treatment strategies and identifying areas requiring enhancement.</w:t>
       </w:r>
     </w:p>
     <w:p>
@@ -2949,7 +3299,43 @@
           <w:sz w:val="24"/>
           <w:szCs w:val="24"/>
         </w:rPr>
-        <w:t>Quality Control: Implementation of quality filtering and adapter trimming using FastQC (Babraham Bioinformatics, UK) and fastp (Shanghai Institutes for Biological Sciences, China) to ensure high-quality data input.</w:t>
+        <w:t xml:space="preserve">Quality Control: Implementation of quality filtering and adapter trimming using </w:t>
+      </w:r>
+      <w:proofErr w:type="spellStart"/>
+      <w:r>
+        <w:rPr>
+          <w:rFonts w:ascii="Times New Roman" w:hAnsi="Times New Roman" w:cs="Times New Roman"/>
+          <w:sz w:val="24"/>
+          <w:szCs w:val="24"/>
+        </w:rPr>
+        <w:t>FastQC</w:t>
+      </w:r>
+      <w:proofErr w:type="spellEnd"/>
+      <w:r>
+        <w:rPr>
+          <w:rFonts w:ascii="Times New Roman" w:hAnsi="Times New Roman" w:cs="Times New Roman"/>
+          <w:sz w:val="24"/>
+          <w:szCs w:val="24"/>
+        </w:rPr>
+        <w:t xml:space="preserve"> (Babraham Bioinformatics, UK) and </w:t>
+      </w:r>
+      <w:proofErr w:type="spellStart"/>
+      <w:r>
+        <w:rPr>
+          <w:rFonts w:ascii="Times New Roman" w:hAnsi="Times New Roman" w:cs="Times New Roman"/>
+          <w:sz w:val="24"/>
+          <w:szCs w:val="24"/>
+        </w:rPr>
+        <w:t>fastp</w:t>
+      </w:r>
+      <w:proofErr w:type="spellEnd"/>
+      <w:r>
+        <w:rPr>
+          <w:rFonts w:ascii="Times New Roman" w:hAnsi="Times New Roman" w:cs="Times New Roman"/>
+          <w:sz w:val="24"/>
+          <w:szCs w:val="24"/>
+        </w:rPr>
+        <w:t xml:space="preserve"> (Shanghai Institutes for Biological Sciences, China) to ensure high-quality data input.</w:t>
       </w:r>
     </w:p>
     <w:p>
@@ -3958,7 +4344,25 @@
           <w:sz w:val="24"/>
           <w:szCs w:val="24"/>
         </w:rPr>
-        <w:t>The implementation of the NGS – Precision Medicine Toolkit has demonstrated significant improvements in bioinformatics workflow efficiency, particularly in processing, analyzing, and interpreting sequencing data. The integration of a Graphical User Interface (GUI) has streamlined traditionally complex processes, making them more accessible to researchers and clinicians with minimal computational expertise.</w:t>
+        <w:t xml:space="preserve">The implementation of the NGS – Precision Medicine Toolkit has demonstrated significant improvements in bioinformatics workflow efficiency, particularly in processing, </w:t>
+      </w:r>
+      <w:proofErr w:type="spellStart"/>
+      <w:r>
+        <w:rPr>
+          <w:rFonts w:ascii="Times New Roman" w:hAnsi="Times New Roman" w:cs="Times New Roman"/>
+          <w:sz w:val="24"/>
+          <w:szCs w:val="24"/>
+        </w:rPr>
+        <w:t>analyzing</w:t>
+      </w:r>
+      <w:proofErr w:type="spellEnd"/>
+      <w:r>
+        <w:rPr>
+          <w:rFonts w:ascii="Times New Roman" w:hAnsi="Times New Roman" w:cs="Times New Roman"/>
+          <w:sz w:val="24"/>
+          <w:szCs w:val="24"/>
+        </w:rPr>
+        <w:t>, and interpreting sequencing data. The integration of a Graphical User Interface (GUI) has streamlined traditionally complex processes, making them more accessible to researchers and clinicians with minimal computational expertise.</w:t>
       </w:r>
     </w:p>
     <w:p>
@@ -4004,8 +4408,36 @@
           <w:sz w:val="24"/>
           <w:szCs w:val="24"/>
         </w:rPr>
-        <w:t>Quality control and adapter trimming using FastQC and Fastp</w:t>
-      </w:r>
+        <w:t xml:space="preserve">Quality control and adapter trimming using </w:t>
+      </w:r>
+      <w:proofErr w:type="spellStart"/>
+      <w:r>
+        <w:rPr>
+          <w:rFonts w:ascii="Times New Roman" w:hAnsi="Times New Roman" w:cs="Times New Roman"/>
+          <w:sz w:val="24"/>
+          <w:szCs w:val="24"/>
+        </w:rPr>
+        <w:t>FastQC</w:t>
+      </w:r>
+      <w:proofErr w:type="spellEnd"/>
+      <w:r>
+        <w:rPr>
+          <w:rFonts w:ascii="Times New Roman" w:hAnsi="Times New Roman" w:cs="Times New Roman"/>
+          <w:sz w:val="24"/>
+          <w:szCs w:val="24"/>
+        </w:rPr>
+        <w:t xml:space="preserve"> and </w:t>
+      </w:r>
+      <w:proofErr w:type="spellStart"/>
+      <w:r>
+        <w:rPr>
+          <w:rFonts w:ascii="Times New Roman" w:hAnsi="Times New Roman" w:cs="Times New Roman"/>
+          <w:sz w:val="24"/>
+          <w:szCs w:val="24"/>
+        </w:rPr>
+        <w:t>Fastp</w:t>
+      </w:r>
+      <w:proofErr w:type="spellEnd"/>
       <w:r>
         <w:rPr>
           <w:rFonts w:ascii="Times New Roman" w:hAnsi="Times New Roman" w:cs="Times New Roman"/>
@@ -4052,48 +4484,102 @@
           <w:sz w:val="24"/>
           <w:szCs w:val="24"/>
         </w:rPr>
-        <w:t>These optimizations ensured that raw sequencing data could be processed, aligned, and analyzed in a significantly shorter timeframe, thereby increasing the feasibility of using NGS in routine clinical settings.</w:t>
-      </w:r>
-    </w:p>
-    <w:p>
-      <w:pPr>
-        <w:spacing w:after="0" w:line="360" w:lineRule="auto"/>
-        <w:jc w:val="both"/>
-        <w:rPr>
-          <w:rFonts w:ascii="Times New Roman" w:hAnsi="Times New Roman" w:cs="Times New Roman"/>
-          <w:sz w:val="24"/>
-          <w:szCs w:val="24"/>
-        </w:rPr>
-      </w:pPr>
-    </w:p>
-    <w:p>
-      <w:pPr>
-        <w:spacing w:after="0" w:line="360" w:lineRule="auto"/>
-        <w:jc w:val="both"/>
-        <w:rPr>
-          <w:rFonts w:ascii="Times New Roman" w:hAnsi="Times New Roman" w:cs="Times New Roman"/>
-          <w:sz w:val="24"/>
-          <w:szCs w:val="24"/>
-        </w:rPr>
-      </w:pPr>
-    </w:p>
-    <w:p>
-      <w:pPr>
-        <w:spacing w:after="0" w:line="360" w:lineRule="auto"/>
-        <w:jc w:val="both"/>
-        <w:rPr>
-          <w:rFonts w:ascii="Times New Roman" w:hAnsi="Times New Roman" w:cs="Times New Roman"/>
-          <w:sz w:val="24"/>
-          <w:szCs w:val="24"/>
-        </w:rPr>
-      </w:pPr>
-      <w:r>
-        <w:rPr>
-          <w:rFonts w:ascii="Times New Roman" w:hAnsi="Times New Roman" w:cs="Times New Roman"/>
-          <w:sz w:val="24"/>
-          <w:szCs w:val="24"/>
-        </w:rPr>
-        <w:t>Numerous studies have highlighted the effectiveness of Next-Generation Sequencing (NGS)-guided treatments in improving clinical outcomes, particularly in oncology. A study by Tsimberidou et al. demonstrated that patients receiving NGS-matched therapies had significantly higher response rates (27%) compared to those undergoing standard treatments (5%) (Tsimberidou et al., 2020). Furthermore, the study found that patients who received targeted therapies based on NGS results exhibited longer progression-free survival (PFS), averaging 86 days, compared to 49 days for those who did not receive sequencing-matched treatments. These findings support the role of NGS in precision medicine by enabling a more targeted approach to cancer treatment, improving patient outcomes, and reducing unnecessary exposure to ineffective therapies.</w:t>
+        <w:t xml:space="preserve">These optimizations ensured that raw sequencing data could be processed, aligned, and </w:t>
+      </w:r>
+      <w:proofErr w:type="spellStart"/>
+      <w:r>
+        <w:rPr>
+          <w:rFonts w:ascii="Times New Roman" w:hAnsi="Times New Roman" w:cs="Times New Roman"/>
+          <w:sz w:val="24"/>
+          <w:szCs w:val="24"/>
+        </w:rPr>
+        <w:t>analyzed</w:t>
+      </w:r>
+      <w:proofErr w:type="spellEnd"/>
+      <w:r>
+        <w:rPr>
+          <w:rFonts w:ascii="Times New Roman" w:hAnsi="Times New Roman" w:cs="Times New Roman"/>
+          <w:sz w:val="24"/>
+          <w:szCs w:val="24"/>
+        </w:rPr>
+        <w:t xml:space="preserve"> in a significantly shorter timeframe, thereby increasing the feasibility of using NGS in routine clinical settings.</w:t>
+      </w:r>
+    </w:p>
+    <w:p>
+      <w:pPr>
+        <w:spacing w:after="0" w:line="360" w:lineRule="auto"/>
+        <w:jc w:val="both"/>
+        <w:rPr>
+          <w:rFonts w:ascii="Times New Roman" w:hAnsi="Times New Roman" w:cs="Times New Roman"/>
+          <w:sz w:val="24"/>
+          <w:szCs w:val="24"/>
+        </w:rPr>
+      </w:pPr>
+    </w:p>
+    <w:p>
+      <w:pPr>
+        <w:spacing w:after="0" w:line="360" w:lineRule="auto"/>
+        <w:jc w:val="both"/>
+        <w:rPr>
+          <w:rFonts w:ascii="Times New Roman" w:hAnsi="Times New Roman" w:cs="Times New Roman"/>
+          <w:sz w:val="24"/>
+          <w:szCs w:val="24"/>
+        </w:rPr>
+      </w:pPr>
+    </w:p>
+    <w:p>
+      <w:pPr>
+        <w:spacing w:after="0" w:line="360" w:lineRule="auto"/>
+        <w:jc w:val="both"/>
+        <w:rPr>
+          <w:rFonts w:ascii="Times New Roman" w:hAnsi="Times New Roman" w:cs="Times New Roman"/>
+          <w:sz w:val="24"/>
+          <w:szCs w:val="24"/>
+        </w:rPr>
+      </w:pPr>
+      <w:r>
+        <w:rPr>
+          <w:rFonts w:ascii="Times New Roman" w:hAnsi="Times New Roman" w:cs="Times New Roman"/>
+          <w:sz w:val="24"/>
+          <w:szCs w:val="24"/>
+        </w:rPr>
+        <w:t xml:space="preserve">Numerous studies have highlighted the effectiveness of Next-Generation Sequencing (NGS)-guided treatments in improving clinical outcomes, particularly in oncology. A study by </w:t>
+      </w:r>
+      <w:proofErr w:type="spellStart"/>
+      <w:r>
+        <w:rPr>
+          <w:rFonts w:ascii="Times New Roman" w:hAnsi="Times New Roman" w:cs="Times New Roman"/>
+          <w:sz w:val="24"/>
+          <w:szCs w:val="24"/>
+        </w:rPr>
+        <w:t>Tsimberidou</w:t>
+      </w:r>
+      <w:proofErr w:type="spellEnd"/>
+      <w:r>
+        <w:rPr>
+          <w:rFonts w:ascii="Times New Roman" w:hAnsi="Times New Roman" w:cs="Times New Roman"/>
+          <w:sz w:val="24"/>
+          <w:szCs w:val="24"/>
+        </w:rPr>
+        <w:t xml:space="preserve"> et al. demonstrated that patients receiving NGS-matched therapies had significantly higher response rates (27%) compared to those undergoing standard treatments (5%) (</w:t>
+      </w:r>
+      <w:proofErr w:type="spellStart"/>
+      <w:r>
+        <w:rPr>
+          <w:rFonts w:ascii="Times New Roman" w:hAnsi="Times New Roman" w:cs="Times New Roman"/>
+          <w:sz w:val="24"/>
+          <w:szCs w:val="24"/>
+        </w:rPr>
+        <w:t>Tsimberidou</w:t>
+      </w:r>
+      <w:proofErr w:type="spellEnd"/>
+      <w:r>
+        <w:rPr>
+          <w:rFonts w:ascii="Times New Roman" w:hAnsi="Times New Roman" w:cs="Times New Roman"/>
+          <w:sz w:val="24"/>
+          <w:szCs w:val="24"/>
+        </w:rPr>
+        <w:t xml:space="preserve"> et al., 2020). Furthermore, the study found that patients who received targeted therapies based on NGS results exhibited longer progression-free survival (PFS), averaging 86 days, compared to 49 days for those who did not receive sequencing-matched treatments. These findings support the role of NGS in precision medicine by enabling a more targeted approach to cancer treatment, improving patient outcomes, and reducing unnecessary exposure to ineffective therapies.</w:t>
       </w:r>
     </w:p>
     <w:p>
@@ -4153,7 +4639,25 @@
           <w:sz w:val="24"/>
           <w:szCs w:val="24"/>
         </w:rPr>
-        <w:t xml:space="preserve">NGS plays a crucial role in oncology by identifying actionable mutations, which are genetic alterations within tumors that can be targeted using precision therapies. These mutations allow clinicians to personalize treatment strategies, selecting therapies most likely to benefit individual patients. For instance, mutations in genes such </w:t>
+        <w:t xml:space="preserve">NGS plays a crucial role in oncology by identifying actionable mutations, which are genetic alterations within </w:t>
+      </w:r>
+      <w:proofErr w:type="spellStart"/>
+      <w:r>
+        <w:rPr>
+          <w:rFonts w:ascii="Times New Roman" w:hAnsi="Times New Roman" w:cs="Times New Roman"/>
+          <w:sz w:val="24"/>
+          <w:szCs w:val="24"/>
+        </w:rPr>
+        <w:t>tumors</w:t>
+      </w:r>
+      <w:proofErr w:type="spellEnd"/>
+      <w:r>
+        <w:rPr>
+          <w:rFonts w:ascii="Times New Roman" w:hAnsi="Times New Roman" w:cs="Times New Roman"/>
+          <w:sz w:val="24"/>
+          <w:szCs w:val="24"/>
+        </w:rPr>
+        <w:t xml:space="preserve"> that can be targeted using precision therapies. These mutations allow clinicians to personalize treatment strategies, selecting therapies most likely to benefit individual patients. For instance, mutations in genes such </w:t>
       </w:r>
       <w:r>
         <w:rPr>
@@ -4192,7 +4696,61 @@
           <w:sz w:val="24"/>
           <w:szCs w:val="24"/>
         </w:rPr>
-        <w:t>Data from the Genomics Evidence Neoplasia Information Exchange (GENIE) indicates that approximately 30% of sequenced tumors contain actionable mutations, highlighting the widespread applicability of genomic profiling in clinical oncology (GENIE Consortium, 2022). By enabling the identification of multiple mutations within a single tumor, NGS provides a comprehensive genetic profile, allowing oncologists to implement combination or sequential therapy strategies tailored to a patient’s specific tumor genetics. This approach enhances treatment efficacy while minimizing potential side effects.</w:t>
+        <w:t xml:space="preserve">Data from the Genomics Evidence Neoplasia Information Exchange (GENIE) indicates that approximately 30% of sequenced </w:t>
+      </w:r>
+      <w:proofErr w:type="spellStart"/>
+      <w:r>
+        <w:rPr>
+          <w:rFonts w:ascii="Times New Roman" w:hAnsi="Times New Roman" w:cs="Times New Roman"/>
+          <w:sz w:val="24"/>
+          <w:szCs w:val="24"/>
+        </w:rPr>
+        <w:t>tumors</w:t>
+      </w:r>
+      <w:proofErr w:type="spellEnd"/>
+      <w:r>
+        <w:rPr>
+          <w:rFonts w:ascii="Times New Roman" w:hAnsi="Times New Roman" w:cs="Times New Roman"/>
+          <w:sz w:val="24"/>
+          <w:szCs w:val="24"/>
+        </w:rPr>
+        <w:t xml:space="preserve"> contain actionable mutations, highlighting the widespread applicability of genomic profiling in clinical oncology (GENIE Consortium, 2022). By enabling the identification of multiple mutations within a single </w:t>
+      </w:r>
+      <w:proofErr w:type="spellStart"/>
+      <w:r>
+        <w:rPr>
+          <w:rFonts w:ascii="Times New Roman" w:hAnsi="Times New Roman" w:cs="Times New Roman"/>
+          <w:sz w:val="24"/>
+          <w:szCs w:val="24"/>
+        </w:rPr>
+        <w:t>tumor</w:t>
+      </w:r>
+      <w:proofErr w:type="spellEnd"/>
+      <w:r>
+        <w:rPr>
+          <w:rFonts w:ascii="Times New Roman" w:hAnsi="Times New Roman" w:cs="Times New Roman"/>
+          <w:sz w:val="24"/>
+          <w:szCs w:val="24"/>
+        </w:rPr>
+        <w:t xml:space="preserve">, NGS provides a comprehensive genetic profile, allowing oncologists to implement combination or sequential therapy strategies tailored to a patient’s specific </w:t>
+      </w:r>
+      <w:proofErr w:type="spellStart"/>
+      <w:r>
+        <w:rPr>
+          <w:rFonts w:ascii="Times New Roman" w:hAnsi="Times New Roman" w:cs="Times New Roman"/>
+          <w:sz w:val="24"/>
+          <w:szCs w:val="24"/>
+        </w:rPr>
+        <w:t>tumor</w:t>
+      </w:r>
+      <w:proofErr w:type="spellEnd"/>
+      <w:r>
+        <w:rPr>
+          <w:rFonts w:ascii="Times New Roman" w:hAnsi="Times New Roman" w:cs="Times New Roman"/>
+          <w:sz w:val="24"/>
+          <w:szCs w:val="24"/>
+        </w:rPr>
+        <w:t xml:space="preserve"> genetics. This approach enhances treatment efficacy while minimizing potential side effects.</w:t>
       </w:r>
     </w:p>
     <w:p>
@@ -4324,6 +4882,180 @@
           <w:szCs w:val="24"/>
         </w:rPr>
       </w:pPr>
+    </w:p>
+    <w:p>
+      <w:pPr>
+        <w:spacing w:line="276" w:lineRule="auto"/>
+        <w:rPr>
+          <w:rFonts w:ascii="Times New Roman" w:hAnsi="Times New Roman" w:cs="Times New Roman"/>
+          <w:sz w:val="24"/>
+          <w:szCs w:val="24"/>
+        </w:rPr>
+      </w:pPr>
+      <w:r>
+        <w:rPr>
+          <w:rFonts w:ascii="Times New Roman" w:hAnsi="Times New Roman" w:cs="Times New Roman"/>
+          <w:sz w:val="24"/>
+          <w:szCs w:val="24"/>
+        </w:rPr>
+        <w:t>REFINED DISCUSSION:</w:t>
+      </w:r>
+    </w:p>
+    <w:p>
+      <w:pPr>
+        <w:spacing w:line="276" w:lineRule="auto"/>
+        <w:jc w:val="both"/>
+        <w:rPr>
+          <w:rFonts w:ascii="Times New Roman" w:hAnsi="Times New Roman" w:cs="Times New Roman"/>
+          <w:sz w:val="24"/>
+          <w:szCs w:val="24"/>
+        </w:rPr>
+      </w:pPr>
+      <w:r>
+        <w:rPr>
+          <w:rFonts w:ascii="Times New Roman" w:hAnsi="Times New Roman" w:cs="Times New Roman"/>
+          <w:sz w:val="24"/>
+          <w:szCs w:val="24"/>
+        </w:rPr>
+        <w:br/>
+      </w:r>
+      <w:r>
+        <w:rPr>
+          <w:rFonts w:ascii="Times New Roman" w:hAnsi="Times New Roman" w:cs="Times New Roman"/>
+          <w:sz w:val="24"/>
+          <w:szCs w:val="24"/>
+        </w:rPr>
+        <w:t xml:space="preserve">The implementation of the NGS – Precision Medicine Toolkit has demonstrated significant improvements in bioinformatics workflow efficiency, particularly in processing, </w:t>
+      </w:r>
+      <w:proofErr w:type="spellStart"/>
+      <w:r>
+        <w:rPr>
+          <w:rFonts w:ascii="Times New Roman" w:hAnsi="Times New Roman" w:cs="Times New Roman"/>
+          <w:sz w:val="24"/>
+          <w:szCs w:val="24"/>
+        </w:rPr>
+        <w:t>analyzing</w:t>
+      </w:r>
+      <w:proofErr w:type="spellEnd"/>
+      <w:r>
+        <w:rPr>
+          <w:rFonts w:ascii="Times New Roman" w:hAnsi="Times New Roman" w:cs="Times New Roman"/>
+          <w:sz w:val="24"/>
+          <w:szCs w:val="24"/>
+        </w:rPr>
+        <w:t>, and interpreting sequencing data. The integration of a Graphical User Interface (GUI) has streamlined traditionally complex processes, making them more accessible to researchers and clinicians with minimal computational expertise.</w:t>
+      </w:r>
+    </w:p>
+    <w:p>
+      <w:pPr>
+        <w:spacing w:line="276" w:lineRule="auto"/>
+        <w:jc w:val="both"/>
+        <w:rPr>
+          <w:rFonts w:ascii="Times New Roman" w:hAnsi="Times New Roman" w:cs="Times New Roman"/>
+          <w:sz w:val="24"/>
+          <w:szCs w:val="24"/>
+        </w:rPr>
+      </w:pPr>
+      <w:r>
+        <w:rPr>
+          <w:rFonts w:ascii="Times New Roman" w:hAnsi="Times New Roman" w:cs="Times New Roman"/>
+          <w:sz w:val="24"/>
+          <w:szCs w:val="24"/>
+        </w:rPr>
+        <w:t xml:space="preserve">To evaluate the effectiveness of the developed NGS toolkit, benchmarking was performed on multiple sequencing datasets to assess its performance in terms of data processing speed, accuracy, and usability. The results indicated a 30-40% reduction in data processing time compared to conventional command-line-based workflows. This was primarily achieved through optimized automation of key steps such as Quality control and adapter trimming using </w:t>
+      </w:r>
+      <w:proofErr w:type="spellStart"/>
+      <w:r>
+        <w:rPr>
+          <w:rFonts w:ascii="Times New Roman" w:hAnsi="Times New Roman" w:cs="Times New Roman"/>
+          <w:sz w:val="24"/>
+          <w:szCs w:val="24"/>
+        </w:rPr>
+        <w:t>FastQC</w:t>
+      </w:r>
+      <w:proofErr w:type="spellEnd"/>
+      <w:r>
+        <w:rPr>
+          <w:rFonts w:ascii="Times New Roman" w:hAnsi="Times New Roman" w:cs="Times New Roman"/>
+          <w:sz w:val="24"/>
+          <w:szCs w:val="24"/>
+        </w:rPr>
+        <w:t xml:space="preserve"> and </w:t>
+      </w:r>
+      <w:proofErr w:type="spellStart"/>
+      <w:r>
+        <w:rPr>
+          <w:rFonts w:ascii="Times New Roman" w:hAnsi="Times New Roman" w:cs="Times New Roman"/>
+          <w:sz w:val="24"/>
+          <w:szCs w:val="24"/>
+        </w:rPr>
+        <w:t>Fastp</w:t>
+      </w:r>
+      <w:proofErr w:type="spellEnd"/>
+      <w:r>
+        <w:rPr>
+          <w:rFonts w:ascii="Times New Roman" w:hAnsi="Times New Roman" w:cs="Times New Roman"/>
+          <w:sz w:val="24"/>
+          <w:szCs w:val="24"/>
+        </w:rPr>
+        <w:t xml:space="preserve">, Alignment and mapping via Burrows-Wheeler Transform (BWT) and Bowtie, Variant calling with Genome Analysis Toolkit (GATK). These optimizations ensured that raw sequencing data could be processed, aligned, and </w:t>
+      </w:r>
+      <w:proofErr w:type="spellStart"/>
+      <w:r>
+        <w:rPr>
+          <w:rFonts w:ascii="Times New Roman" w:hAnsi="Times New Roman" w:cs="Times New Roman"/>
+          <w:sz w:val="24"/>
+          <w:szCs w:val="24"/>
+        </w:rPr>
+        <w:t>analyzed</w:t>
+      </w:r>
+      <w:proofErr w:type="spellEnd"/>
+      <w:r>
+        <w:rPr>
+          <w:rFonts w:ascii="Times New Roman" w:hAnsi="Times New Roman" w:cs="Times New Roman"/>
+          <w:sz w:val="24"/>
+          <w:szCs w:val="24"/>
+        </w:rPr>
+        <w:t xml:space="preserve"> in a significantly shorter timeframe, thereby increasing the feasibility of using NGS in routine clinical settings.</w:t>
+      </w:r>
+    </w:p>
+    <w:p>
+      <w:pPr>
+        <w:spacing w:line="276" w:lineRule="auto"/>
+        <w:jc w:val="both"/>
+        <w:rPr>
+          <w:rFonts w:ascii="Times New Roman" w:hAnsi="Times New Roman" w:cs="Times New Roman"/>
+          <w:sz w:val="24"/>
+          <w:szCs w:val="24"/>
+        </w:rPr>
+      </w:pPr>
+      <w:r>
+        <w:rPr>
+          <w:rFonts w:ascii="Times New Roman" w:hAnsi="Times New Roman" w:cs="Times New Roman"/>
+          <w:sz w:val="24"/>
+          <w:szCs w:val="24"/>
+        </w:rPr>
+        <w:t>Despite these promising results, several challenges persist. Access to matched therapies remains a significant barrier for many patients due to limited availability of clinical trials, high costs, and regulatory constraints. Additionally, while precision medicine has demonstrated success in certain cancer types, its application in complex diseases where genetic factors do not fully determine treatment response remains an area requiring further investigation. Critics argue that while genomic profiling has improved outcomes for some patients, its benefits remain underrealized in broader populations, particularly for complex cancers influenced by both genetic and non-genetic factors. Additionally, the high costs of NGS technologies present a barrier to widespread adoption, potentially exacerbating healthcare inequalities. Addressing these issues through continued research, cost reductions, and improved accessibility is crucial to realizing the full potential of precision medicine.</w:t>
+      </w:r>
+    </w:p>
+    <w:p>
+      <w:pPr>
+        <w:spacing w:line="276" w:lineRule="auto"/>
+        <w:jc w:val="both"/>
+        <w:rPr>
+          <w:rFonts w:ascii="Times New Roman" w:hAnsi="Times New Roman" w:cs="Times New Roman"/>
+          <w:sz w:val="24"/>
+          <w:szCs w:val="24"/>
+        </w:rPr>
+      </w:pPr>
+      <w:r>
+        <w:rPr>
+          <w:rFonts w:ascii="Times New Roman" w:hAnsi="Times New Roman" w:cs="Times New Roman"/>
+          <w:sz w:val="24"/>
+          <w:szCs w:val="24"/>
+        </w:rPr>
+        <w:t>Nonetheless, the growing body of evidence supports the integration of NGS in clinical settings, reinforcing its potential to revolutionize treatment paradigms.</w:t>
+      </w:r>
     </w:p>
     <w:p>
       <w:pPr>
@@ -4394,6 +5126,7 @@
           <w:szCs w:val="24"/>
         </w:rPr>
       </w:pPr>
+      <w:bookmarkStart w:id="0" w:name="_Hlk194413580"/>
       <w:r>
         <w:rPr>
           <w:rFonts w:ascii="Times New Roman" w:hAnsi="Times New Roman" w:cs="Times New Roman"/>
@@ -4434,6 +5167,7 @@
         </w:rPr>
         <w:t>As NGS technology continues to evolve, sustained investment in research, policy development, and innovative software solutions will be essential in driving precision medicine forward. By overcoming existing barriers and fostering widespread adoption, NGS has the potential to transform healthcare, making personalized treatment strategies a standard practice in modern medicine.</w:t>
       </w:r>
+      <w:bookmarkEnd w:id="0"/>
       <w:r>
         <w:rPr>
           <w:rFonts w:ascii="Times New Roman" w:hAnsi="Times New Roman" w:cs="Times New Roman"/>
@@ -4507,7 +5241,25 @@
           <w:sz w:val="24"/>
           <w:szCs w:val="24"/>
         </w:rPr>
-        <w:t>My deepest gratitude goes to my mentor, Prof. Sermarani Nadar, for her guidance, expertise, and encouragement, which have been instrumental in shaping this research. I am grateful to my peers and colleagues for their feedback and collaboration, which enriched this study. Lastly, my heartfelt thanks to my family for their unwavering support and motivation.</w:t>
+        <w:t xml:space="preserve">My deepest gratitude goes to my mentor, Prof. </w:t>
+      </w:r>
+      <w:proofErr w:type="spellStart"/>
+      <w:r>
+        <w:rPr>
+          <w:rFonts w:ascii="Times New Roman" w:hAnsi="Times New Roman" w:cs="Times New Roman"/>
+          <w:sz w:val="24"/>
+          <w:szCs w:val="24"/>
+        </w:rPr>
+        <w:t>Sermarani</w:t>
+      </w:r>
+      <w:proofErr w:type="spellEnd"/>
+      <w:r>
+        <w:rPr>
+          <w:rFonts w:ascii="Times New Roman" w:hAnsi="Times New Roman" w:cs="Times New Roman"/>
+          <w:sz w:val="24"/>
+          <w:szCs w:val="24"/>
+        </w:rPr>
+        <w:t xml:space="preserve"> Nadar, for her guidance, expertise, and encouragement, which have been instrumental in shaping this research. I am grateful to my peers and colleagues for their feedback and collaboration, which enriched this study. Lastly, my heartfelt thanks to my family for their unwavering support and motivation.</w:t>
       </w:r>
       <w:r>
         <w:rPr>
